--- a/en/wisdom-stories/if-fate-allows-we-will-meet.docx
+++ b/en/wisdom-stories/if-fate-allows-we-will-meet.docx
@@ -4,105 +4,51 @@
   <w:body>
     <w:p>
       <w:pPr>
-        <w:spacing w:before="0" w:after="60"/>
-        <w:jc w:val="left"/>
+        <w:pStyle w:val="Title"/>
       </w:pPr>
       <w:r>
-        <w:rPr>
-          <w:rFonts w:ascii="Arial" w:hAnsi="Arial" w:eastAsia="Arial"/>
-          <w:i w:val="0"/>
-          <w:color w:val="000000"/>
-          <w:sz w:val="52"/>
-        </w:rPr>
-        <w:t>If fate allows, we'll meet</w:t>
+        <w:t>If Fate Allows</w:t>
+      </w:r>
+    </w:p>
+    <w:p>
+      <w:pPr/>
+      <w:r>
+        <w:t>Someone who used to say, “We’ll meet soon,” now says, “We’ll meet if fate allows.” I find that strange. My feelings toward him have not changed; I would still be delighted to see him. Yet those words seem to place a barrier between us. I know nothing of his fate, and he knows nothing of mine. Do our two fates know each other? Can they arrange a meeting on our behalf?</w:t>
+      </w:r>
+    </w:p>
+    <w:p>
+      <w:pPr/>
+      <w:r>
+        <w:t>Perhaps fate has nothing to do with it. Perhaps this is simply another way of saying, “Out of sight, out of mind.”</w:t>
       </w:r>
     </w:p>
     <w:p>
       <w:pPr>
-        <w:jc w:val="left"/>
+        <w:keepNext/>
+        <w:spacing w:after="80"/>
       </w:pPr>
       <w:r>
-        <w:rPr>
-          <w:rFonts w:ascii="Arial" w:hAnsi="Arial" w:eastAsia="Arial"/>
-          <w:i w:val="0"/>
-          <w:color w:val="000000"/>
-          <w:sz w:val="22"/>
-        </w:rPr>
-        <w:t>The man who always says "we'll meet" now says "if fate allows, we'll meet." There's something strange here. I haven't changed, my attitude towards him is as warm as before. I would like to meet him again with great pleasure. But this "if fate allows" seems to be a barrier between us. I'm unaware of his fate, and he's unaware of mine. I wonder if these two fates know about each other, can they agree among themselves and make us meet?</w:t>
-      </w:r>
-    </w:p>
-    <w:p>
-      <w:pPr>
-        <w:jc w:val="left"/>
-      </w:pPr>
-      <w:r>
-        <w:rPr>
-          <w:rFonts w:ascii="Arial" w:hAnsi="Arial" w:eastAsia="Arial"/>
-          <w:i w:val="0"/>
-          <w:color w:val="000000"/>
-          <w:sz w:val="22"/>
-        </w:rPr>
-        <w:t>Maybe we shouldn't expect anything from fate, and this is just the embodiment of the saying "out of sight, out of mind"?</w:t>
-      </w:r>
-    </w:p>
-    <w:p>
-      <w:pPr>
-        <w:jc w:val="left"/>
-      </w:pPr>
-      <w:r>
-        <w:rPr>
-          <w:rFonts w:ascii="Arial" w:hAnsi="Arial" w:eastAsia="Arial"/>
-          <w:i w:val="0"/>
-          <w:color w:val="000000"/>
-          <w:sz w:val="22"/>
-        </w:rPr>
-        <w:t>I never liked this expression "if fate allows".</w:t>
-      </w:r>
-    </w:p>
-    <w:p>
-      <w:pPr>
-        <w:pStyle w:val="Moral"/>
-        <w:keepNext/>
-        <w:keepLines/>
-        <w:widowControl/>
-        <w:spacing w:before="240" w:after="180" w:line="283" w:lineRule="auto"/>
-        <w:ind w:left="240" w:right="240"/>
-        <w:jc w:val="left"/>
-        <w:pBdr>
-          <w:top w:val="single" w:sz="8" w:space="7" w:color="E8D59A"/>
-          <w:left w:val="single" w:sz="32" w:space="11" w:color="C6A23A"/>
-          <w:bottom w:val="single" w:sz="8" w:space="7" w:color="E8D59A"/>
-          <w:right w:val="single" w:sz="8" w:space="11" w:color="E8D59A"/>
-        </w:pBdr>
-        <w:shd w:val="clear" w:color="auto" w:fill="FFF8E1"/>
-      </w:pPr>
-      <w:r>
-        <w:rPr>
-          <w:rFonts w:ascii="Arial" w:hAnsi="Arial" w:eastAsia="Arial" w:cs="Arial"/>
-          <w:b/>
-          <w:i w:val="0"/>
-          <w:color w:val="9A7417"/>
-          <w:sz w:val="22"/>
-        </w:rPr>
-        <w:t xml:space="preserve">Moral: </w:t>
-      </w:r>
-      <w:r>
-        <w:rPr>
-          <w:rFonts w:ascii="Arial" w:hAnsi="Arial" w:eastAsia="Arial" w:cs="Arial"/>
-          <w:b w:val="0"/>
-          <w:i w:val="0"/>
-          <w:color w:val="3F3826"/>
-          <w:sz w:val="22"/>
-        </w:rPr>
-        <w:t>Don't let the coldness between you and your loved ones linger. Don't postpone it by saying "if fate allows" - meet today, take heart today.</w:t>
+        <w:t>I have never liked the phrase “if fate allows.”</w:t>
       </w:r>
     </w:p>
     <w:p>
       <w:pPr>
         <w:keepLines/>
-        <w:widowControl/>
-        <w:spacing w:before="60" w:after="0" w:line="240" w:lineRule="auto"/>
-        <w:jc w:val="right"/>
+        <w:spacing w:before="160"/>
+      </w:pPr>
+      <w:r>
+        <w:rPr>
+          <w:b/>
+        </w:rPr>
+        <w:t>Moral:</w:t>
+      </w:r>
+      <w:r>
+        <w:t xml:space="preserve"> Do not let distance grow between you and those you care about. Instead of leaving a meeting to fate, make time for one another.</w:t>
+      </w:r>
+    </w:p>
+    <w:p>
+      <w:pPr>
+        <w:spacing w:after="80"/>
       </w:pPr>
       <w:r>
         <w:t>Bakhtiyar Sirajov</w:t>
@@ -110,7 +56,7 @@
     </w:p>
     <w:sectPr>
       <w:pgSz w:w="12240" w:h="15840"/>
-      <w:pgMar w:top="1440" w:right="1440" w:bottom="1440" w:left="1440" w:header="708" w:footer="708" w:gutter="0"/>
+      <w:pgMar w:top="1080" w:right="1224" w:bottom="1080" w:left="1224" w:header="720" w:footer="720" w:gutter="0"/>
       <w:cols w:space="720"/>
       <w:docGrid w:linePitch="360"/>
     </w:sectPr>
@@ -482,12 +428,14 @@
     <w:qFormat/>
     <w:rsid w:val="00FC693F"/>
     <w:pPr>
-      <w:spacing w:before="0" w:after="160" w:line="276" w:lineRule="auto"/>
+      <w:widowControl/>
+      <w:spacing w:after="120" w:line="259" w:lineRule="auto"/>
     </w:pPr>
     <w:rPr>
-      <w:rFonts w:ascii="Arial" w:hAnsi="Arial" w:eastAsia="Arial"/>
+      <w:rFonts w:ascii="Arial" w:hAnsi="Arial"/>
       <w:color w:val="000000"/>
       <w:sz w:val="22"/>
+      <w:lang w:val="en-US"/>
     </w:rPr>
   </w:style>
   <w:style w:type="paragraph" w:styleId="Header">
@@ -831,18 +779,17 @@
     <w:qFormat/>
     <w:rsid w:val="00FC693F"/>
     <w:pPr>
-      <w:pBdr>
-        <w:bottom w:val="single" w:sz="8" w:space="4" w:color="4F81BD" w:themeColor="accent1"/>
-      </w:pBdr>
-      <w:spacing w:after="300" w:line="240" w:lineRule="auto"/>
+      <w:keepNext/>
+      <w:spacing w:after="280" w:line="240" w:lineRule="auto"/>
       <w:contextualSpacing/>
     </w:pPr>
     <w:rPr>
-      <w:rFonts w:asciiTheme="majorHAnsi" w:eastAsiaTheme="majorEastAsia" w:hAnsiTheme="majorHAnsi" w:cstheme="majorBidi"/>
-      <w:color w:val="17365D" w:themeColor="text2" w:themeShade="BF"/>
+      <w:rFonts w:asciiTheme="majorHAnsi" w:eastAsiaTheme="majorEastAsia" w:hAnsiTheme="majorHAnsi" w:cstheme="majorBidi" w:ascii="Arial" w:hAnsi="Arial"/>
+      <w:b/>
+      <w:color w:val="000000"/>
       <w:spacing w:val="5"/>
       <w:kern w:val="28"/>
-      <w:sz w:val="52"/>
+      <w:sz w:val="34"/>
       <w:szCs w:val="52"/>
     </w:rPr>
   </w:style>
@@ -1318,9 +1265,6 @@
     <w:qFormat/>
     <w:rsid w:val="00FC693F"/>
     <w:pPr>
-      <w:pBdr>
-        <w:bottom w:val="single" w:sz="4" w:space="4" w:color="4F81BD" w:themeColor="accent1"/>
-      </w:pBdr>
       <w:spacing w:before="200" w:after="280"/>
       <w:ind w:left="936" w:right="936"/>
     </w:pPr>
@@ -12171,18 +12115,6 @@
         <w:shd w:val="clear" w:color="auto" w:fill="FBCAA2" w:themeFill="accent6" w:themeFillTint="7F"/>
       </w:tcPr>
     </w:tblStylePr>
-  </w:style>
-  <w:style w:type="paragraph" w:customStyle="1" w:styleId="Moral">
-    <w:name w:val="Moral"/>
-    <w:basedOn w:val="Normal"/>
-    <w:pPr>
-      <w:spacing w:before="160" w:after="0" w:line="276" w:lineRule="auto"/>
-    </w:pPr>
-    <w:rPr>
-      <w:rFonts w:ascii="Arial" w:hAnsi="Arial" w:eastAsia="Arial"/>
-      <w:i/>
-      <w:sz w:val="22"/>
-    </w:rPr>
   </w:style>
 </w:styles>
 </file>

--- a/en/wisdom-stories/if-fate-allows-we-will-meet.docx
+++ b/en/wisdom-stories/if-fate-allows-we-will-meet.docx
@@ -7,19 +7,19 @@
         <w:pStyle w:val="Title"/>
       </w:pPr>
       <w:r>
-        <w:t>If Fate Allows</w:t>
+        <w:t>If Fate Allows, We Will Meet</w:t>
       </w:r>
     </w:p>
     <w:p>
       <w:pPr/>
       <w:r>
-        <w:t>Someone who used to say, “We’ll meet soon,” now says, “We’ll meet if fate allows.” I find that strange. My feelings toward him have not changed; I would still be delighted to see him. Yet those words seem to place a barrier between us. I know nothing of his fate, and he knows nothing of mine. Do our two fates know each other? Can they arrange a meeting on our behalf?</w:t>
+        <w:t>Someone who used to say, “We’ll meet,” now says, “We’ll meet if fate allows.” I find that strange. I have not changed, and my feeling toward him is as warm as before; I would still be delighted to see him. Yet those words seem to place a barrier between us. I know nothing of his fate, and he knows nothing of mine. Do our two fates know each other? Can they arrange a meeting on our behalf?</w:t>
       </w:r>
     </w:p>
     <w:p>
       <w:pPr/>
       <w:r>
-        <w:t>Perhaps fate has nothing to do with it. Perhaps this is simply another way of saying, “Out of sight, out of mind.”</w:t>
+        <w:t>Perhaps we should not expect anything from fate. Perhaps this is simply another way of saying, “Out of sight, out of mind.”</w:t>
       </w:r>
     </w:p>
     <w:p>
@@ -28,7 +28,7 @@
         <w:spacing w:after="80"/>
       </w:pPr>
       <w:r>
-        <w:t>I have never liked the phrase “if fate allows.”</w:t>
+        <w:t>I did not like this phrase “if fate allows” at all.</w:t>
       </w:r>
     </w:p>
     <w:p>
@@ -40,11 +40,9 @@
         <w:rPr>
           <w:b/>
         </w:rPr>
-        <w:t>Moral:</w:t>
+        <w:t>Moral: Do not let distance grow between you and those you care about. Do not put it off by saying “if fate allows” — meet today, and cheer the heart today.</w:t>
       </w:r>
-      <w:r>
-        <w:t xml:space="preserve"> Do not let distance grow between you and those you care about. Instead of leaving a meeting to fate, make time for one another.</w:t>
-      </w:r>
+      <w:r/>
     </w:p>
     <w:p>
       <w:pPr>
